--- a/module-04-cells/module-04-cells-practice-quiz.docx
+++ b/module-04-cells/module-04-cells-practice-quiz.docx
@@ -17,15 +17,19 @@
     </w:p>
     <w:p>
       <w:r>
-        <w:t xml:space="preserve">1. </w:t>
+        <w:t xml:space="preserve">• </w:t>
+      </w:r>
+      <w:r>
+        <w:br/>
       </w:r>
       <w:r>
         <w:t>Which statement is part of cell theory?</w:t>
       </w:r>
-    </w:p>
-    <w:p>
       <w:r>
-        <w:t xml:space="preserve">2. </w:t>
+        <w:br/>
+      </w:r>
+      <w:r>
+        <w:br/>
       </w:r>
       <w:r>
         <w:t>A. Cells arise only from nonliving matter.</w:t>
@@ -33,7 +37,10 @@
     </w:p>
     <w:p>
       <w:r>
-        <w:t xml:space="preserve">3. </w:t>
+        <w:t xml:space="preserve">• </w:t>
+      </w:r>
+      <w:r>
+        <w:br/>
       </w:r>
       <w:r>
         <w:t>B. All organisms are made of cells, and cells come from existing cells.</w:t>
@@ -41,7 +48,10 @@
     </w:p>
     <w:p>
       <w:r>
-        <w:t xml:space="preserve">4. </w:t>
+        <w:t xml:space="preserve">• </w:t>
+      </w:r>
+      <w:r>
+        <w:br/>
       </w:r>
       <w:r>
         <w:t>C. Cells are larger than the organisms they build.</w:t>
@@ -49,7 +59,10 @@
     </w:p>
     <w:p>
       <w:r>
-        <w:t xml:space="preserve">5. </w:t>
+        <w:t xml:space="preserve">• </w:t>
+      </w:r>
+      <w:r>
+        <w:br/>
       </w:r>
       <w:r>
         <w:t>D. Only animals are made of cells.</w:t>
@@ -57,7 +70,10 @@
     </w:p>
     <w:p>
       <w:r>
-        <w:t xml:space="preserve">6. </w:t>
+        <w:t xml:space="preserve">• </w:t>
+      </w:r>
+      <w:r>
+        <w:br/>
       </w:r>
       <w:r>
         <w:t>Answer: B</w:t>
@@ -65,7 +81,7 @@
     </w:p>
     <w:p>
       <w:r>
-        <w:t xml:space="preserve">7. </w:t>
+        <w:t xml:space="preserve">• </w:t>
       </w:r>
       <w:r>
         <w:br/>
@@ -73,13 +89,10 @@
       <w:r>
         <w:t>Why: Cell theory states that organisms are made of cells and that cells arise from pre-existing cells.</w:t>
       </w:r>
-      <w:r>
-        <w:br/>
-      </w:r>
     </w:p>
     <w:p>
       <w:r>
-        <w:t xml:space="preserve">8. </w:t>
+        <w:t xml:space="preserve">• </w:t>
       </w:r>
       <w:r>
         <w:br/>
@@ -90,10 +103,8 @@
       <w:r>
         <w:br/>
       </w:r>
-    </w:p>
-    <w:p>
       <w:r>
-        <w:t xml:space="preserve">9. </w:t>
+        <w:br/>
       </w:r>
       <w:r>
         <w:t>A. Only prokaryotes contain DNA.</w:t>
@@ -101,7 +112,10 @@
     </w:p>
     <w:p>
       <w:r>
-        <w:t xml:space="preserve">10. </w:t>
+        <w:t xml:space="preserve">• </w:t>
+      </w:r>
+      <w:r>
+        <w:br/>
       </w:r>
       <w:r>
         <w:t>B. Only eukaryotes are alive.</w:t>
@@ -109,7 +123,10 @@
     </w:p>
     <w:p>
       <w:r>
-        <w:t xml:space="preserve">11. </w:t>
+        <w:t xml:space="preserve">• </w:t>
+      </w:r>
+      <w:r>
+        <w:br/>
       </w:r>
       <w:r>
         <w:t>C. Prokaryotes are always larger.</w:t>
@@ -117,7 +134,10 @@
     </w:p>
     <w:p>
       <w:r>
-        <w:t xml:space="preserve">12. </w:t>
+        <w:t xml:space="preserve">• </w:t>
+      </w:r>
+      <w:r>
+        <w:br/>
       </w:r>
       <w:r>
         <w:t>D. Eukaryotes have a membrane-bound nucleus; prokaryotes do not.</w:t>
@@ -125,7 +145,10 @@
     </w:p>
     <w:p>
       <w:r>
-        <w:t xml:space="preserve">13. </w:t>
+        <w:t xml:space="preserve">• </w:t>
+      </w:r>
+      <w:r>
+        <w:br/>
       </w:r>
       <w:r>
         <w:t>Answer: D</w:t>
@@ -133,7 +156,7 @@
     </w:p>
     <w:p>
       <w:r>
-        <w:t xml:space="preserve">14. </w:t>
+        <w:t xml:space="preserve">• </w:t>
       </w:r>
       <w:r>
         <w:br/>
@@ -141,13 +164,10 @@
       <w:r>
         <w:t>Why: The defining feature is the membrane-bound nucleus (and other organelles) found in eukaryotes but not prokaryotes.</w:t>
       </w:r>
-      <w:r>
-        <w:br/>
-      </w:r>
     </w:p>
     <w:p>
       <w:r>
-        <w:t xml:space="preserve">15. </w:t>
+        <w:t xml:space="preserve">• </w:t>
       </w:r>
       <w:r>
         <w:br/>
@@ -158,10 +178,8 @@
       <w:r>
         <w:br/>
       </w:r>
-    </w:p>
-    <w:p>
       <w:r>
-        <w:t xml:space="preserve">16. </w:t>
+        <w:br/>
       </w:r>
       <w:r>
         <w:t>A. has a high demand for usable energy</w:t>
@@ -169,7 +187,10 @@
     </w:p>
     <w:p>
       <w:r>
-        <w:t xml:space="preserve">17. </w:t>
+        <w:t xml:space="preserve">• </w:t>
+      </w:r>
+      <w:r>
+        <w:br/>
       </w:r>
       <w:r>
         <w:t>B. does not use any energy</w:t>
@@ -177,7 +198,10 @@
     </w:p>
     <w:p>
       <w:r>
-        <w:t xml:space="preserve">18. </w:t>
+        <w:t xml:space="preserve">• </w:t>
+      </w:r>
+      <w:r>
+        <w:br/>
       </w:r>
       <w:r>
         <w:t>C. performs only photosynthesis</w:t>
@@ -185,7 +209,10 @@
     </w:p>
     <w:p>
       <w:r>
-        <w:t xml:space="preserve">19. </w:t>
+        <w:t xml:space="preserve">• </w:t>
+      </w:r>
+      <w:r>
+        <w:br/>
       </w:r>
       <w:r>
         <w:t>D. contains no DNA</w:t>
@@ -193,7 +220,10 @@
     </w:p>
     <w:p>
       <w:r>
-        <w:t xml:space="preserve">20. </w:t>
+        <w:t xml:space="preserve">• </w:t>
+      </w:r>
+      <w:r>
+        <w:br/>
       </w:r>
       <w:r>
         <w:t>Answer: A</w:t>
@@ -201,7 +231,7 @@
     </w:p>
     <w:p>
       <w:r>
-        <w:t xml:space="preserve">21. </w:t>
+        <w:t xml:space="preserve">• </w:t>
       </w:r>
       <w:r>
         <w:br/>
@@ -209,13 +239,10 @@
       <w:r>
         <w:t>Why: Mitochondria harvest usable energy, so energy-hungry cells such as muscle cells contain many of them.</w:t>
       </w:r>
-      <w:r>
-        <w:br/>
-      </w:r>
     </w:p>
     <w:p>
       <w:r>
-        <w:t xml:space="preserve">22. </w:t>
+        <w:t xml:space="preserve">• </w:t>
       </w:r>
       <w:r>
         <w:br/>
@@ -226,10 +253,8 @@
       <w:r>
         <w:br/>
       </w:r>
-    </w:p>
-    <w:p>
       <w:r>
-        <w:t xml:space="preserve">23. </w:t>
+        <w:br/>
       </w:r>
       <w:r>
         <w:t>A. Nucleus</w:t>
@@ -237,7 +262,10 @@
     </w:p>
     <w:p>
       <w:r>
-        <w:t xml:space="preserve">24. </w:t>
+        <w:t xml:space="preserve">• </w:t>
+      </w:r>
+      <w:r>
+        <w:br/>
       </w:r>
       <w:r>
         <w:t>B. Mitochondrion</w:t>
@@ -245,7 +273,10 @@
     </w:p>
     <w:p>
       <w:r>
-        <w:t xml:space="preserve">25. </w:t>
+        <w:t xml:space="preserve">• </w:t>
+      </w:r>
+      <w:r>
+        <w:br/>
       </w:r>
       <w:r>
         <w:t>C. Chloroplast</w:t>
@@ -253,7 +284,10 @@
     </w:p>
     <w:p>
       <w:r>
-        <w:t xml:space="preserve">26. </w:t>
+        <w:t xml:space="preserve">• </w:t>
+      </w:r>
+      <w:r>
+        <w:br/>
       </w:r>
       <w:r>
         <w:t>D. Cell membrane</w:t>
@@ -261,7 +295,10 @@
     </w:p>
     <w:p>
       <w:r>
-        <w:t xml:space="preserve">27. </w:t>
+        <w:t xml:space="preserve">• </w:t>
+      </w:r>
+      <w:r>
+        <w:br/>
       </w:r>
       <w:r>
         <w:t>Answer: C</w:t>
@@ -269,7 +306,10 @@
     </w:p>
     <w:p>
       <w:r>
-        <w:t xml:space="preserve">28. </w:t>
+        <w:t xml:space="preserve">• </w:t>
+      </w:r>
+      <w:r>
+        <w:br/>
       </w:r>
       <w:r>
         <w:t>Why: Chloroplasts carry out photosynthesis and are found in plants and algae, not in animal cells.</w:t>
